--- a/Part-Two-Ch10-Backlash-and-Broken-Promises/The Ku Klux Klan.docx
+++ b/Part-Two-Ch10-Backlash-and-Broken-Promises/The Ku Klux Klan.docx
@@ -9,25 +9,22 @@
         <w:tblLook w:firstColumn="1" w:firstRow="1" w:lastColumn="0" w:lastRow="0" w:noHBand="0" w:noVBand="1" w:val="04A0"/>
       </w:tblPr>
       <w:tblGrid>
-        <w:gridCol w:w="9936"/>
+        <w:gridCol w:w="10224"/>
       </w:tblGrid>
       <w:tr>
         <w:tc>
           <w:tcPr>
-            <w:tcW w:type="dxa" w:w="9936"/>
+            <w:tcW w:type="dxa" w:w="10224"/>
             <w:shd w:val="clear" w:fill="B1442F"/>
           </w:tcPr>
           <w:p>
-            <w:pPr>
-              <w:jc w:val="left"/>
-            </w:pPr>
             <w:r>
               <w:rPr>
                 <w:b/>
                 <w:color w:val="FFE6DE"/>
                 <w:sz w:val="18"/>
               </w:rPr>
-              <w:t>CHAPTER 10 · DEEP DIVE · A HOUSE DIVIDED</w:t>
+              <w:t>PROMISE &amp; PRACTICE  ·  DEEP DIVE  ·  SOURCE ANALYSIS</w:t>
             </w:r>
           </w:p>
           <w:p>
@@ -35,18 +32,19 @@
               <w:rPr>
                 <w:b/>
                 <w:color w:val="FFFFFF"/>
-                <w:sz w:val="40"/>
+                <w:sz w:val="42"/>
               </w:rPr>
-              <w:t>The Ku Klux Klan</w:t>
+              <w:t>The Ku Klux Klan — A House Divided</w:t>
             </w:r>
           </w:p>
           <w:p>
             <w:r>
               <w:rPr>
+                <w:i/>
                 <w:color w:val="FFE6DE"/>
-                <w:sz w:val="21"/>
+                <w:sz w:val="22"/>
               </w:rPr>
-              <w:t>How organized terror was used as a political weapon to destroy Reconstruction from the shadows. 1866–1871.</w:t>
+              <w:t>Studying Terror Honestly</w:t>
             </w:r>
           </w:p>
         </w:tc>
@@ -64,7 +62,7 @@
         <w:rPr>
           <w:sz w:val="21"/>
         </w:rPr>
-        <w:t xml:space="preserve">__________________________    </w:t>
+        <w:t xml:space="preserve">______________________________    </w:t>
       </w:r>
       <w:r>
         <w:rPr>
@@ -90,30 +88,177 @@
         <w:rPr>
           <w:sz w:val="21"/>
         </w:rPr>
-        <w:t>______________</w:t>
+        <w:t>________________</w:t>
+      </w:r>
+    </w:p>
+    <w:tbl>
+      <w:tblPr>
+        <w:tblW w:type="auto" w:w="0"/>
+        <w:tblLayout w:type="autofit"/>
+        <w:tblLook w:firstColumn="1" w:firstRow="1" w:lastColumn="0" w:lastRow="0" w:noHBand="0" w:noVBand="1" w:val="04A0"/>
+      </w:tblPr>
+      <w:tblGrid>
+        <w:gridCol w:w="10224"/>
+      </w:tblGrid>
+      <w:tr>
+        <w:tc>
+          <w:tcPr>
+            <w:tcW w:type="dxa" w:w="10224"/>
+            <w:shd w:val="clear" w:fill="f4c04e"/>
+          </w:tcPr>
+          <w:p>
+            <w:r>
+              <w:rPr>
+                <w:b/>
+                <w:color w:val="5A4512"/>
+                <w:sz w:val="19"/>
+              </w:rPr>
+              <w:t xml:space="preserve">WHAT I CAN DO TODAY   </w:t>
+            </w:r>
+            <w:r>
+              <w:rPr>
+                <w:color w:val="5A4512"/>
+                <w:sz w:val="21"/>
+              </w:rPr>
+              <w:t>I can read primary sources about The Ku Klux Klan — A House Divided, weigh who made each one and why, and use evidence to answer historical questions.</w:t>
+            </w:r>
+          </w:p>
+        </w:tc>
+      </w:tr>
+    </w:tbl>
+    <w:p>
+      <w:r>
+        <w:rPr>
+          <w:b/>
+          <w:color w:val="B1442F"/>
+        </w:rPr>
+        <w:t xml:space="preserve">Directions. </w:t>
+      </w:r>
+      <w:r>
+        <w:rPr>
+          <w:sz w:val="22"/>
+        </w:rPr>
+        <w:t>A secret group leaves conflicting evidence. Weigh who made each source, and why</w:t>
       </w:r>
     </w:p>
     <w:p/>
     <w:p>
       <w:r>
         <w:rPr>
+          <w:b/>
+          <w:color w:val="B1442F"/>
+          <w:sz w:val="26"/>
+        </w:rPr>
+        <w:t>THE SOURCES</w:t>
+      </w:r>
+    </w:p>
+    <w:p>
+      <w:pPr>
+        <w:spacing w:before="160"/>
+      </w:pPr>
+      <w:r>
+        <w:rPr>
+          <w:b/>
+          <w:color w:val="1C1714"/>
+          <w:sz w:val="23"/>
+        </w:rPr>
+        <w:t>THE IMAGE · 1872  —  “Visit of the Ku-Klux”</w:t>
+      </w:r>
+    </w:p>
+    <w:p>
+      <w:pPr>
+        <w:jc w:val="center"/>
+      </w:pPr>
+      <w:r>
+        <w:drawing>
+          <wp:inline xmlns:a="http://schemas.openxmlformats.org/drawingml/2006/main" xmlns:pic="http://schemas.openxmlformats.org/drawingml/2006/picture">
+            <wp:extent cx="3931920" cy="3077956"/>
+            <wp:docPr id="1" name="Picture 1"/>
+            <wp:cNvGraphicFramePr>
+              <a:graphicFrameLocks noChangeAspect="1"/>
+            </wp:cNvGraphicFramePr>
+            <a:graphic>
+              <a:graphicData uri="http://schemas.openxmlformats.org/drawingml/2006/picture">
+                <pic:pic>
+                  <pic:nvPicPr>
+                    <pic:cNvPr id="0" name="image.jpg"/>
+                    <pic:cNvPicPr/>
+                  </pic:nvPicPr>
+                  <pic:blipFill>
+                    <a:blip r:embed="rId9"/>
+                    <a:stretch>
+                      <a:fillRect/>
+                    </a:stretch>
+                  </pic:blipFill>
+                  <pic:spPr>
+                    <a:xfrm>
+                      <a:off x="0" y="0"/>
+                      <a:ext cx="3931920" cy="3077956"/>
+                    </a:xfrm>
+                    <a:prstGeom prst="rect"/>
+                  </pic:spPr>
+                </pic:pic>
+              </a:graphicData>
+            </a:graphic>
+          </wp:inline>
+        </w:drawing>
+      </w:r>
+    </w:p>
+    <w:p>
+      <w:r>
+        <w:rPr>
+          <w:color w:val="6A6256"/>
+          <w:sz w:val="17"/>
+        </w:rPr>
+        <w:t>“Visit of the Ku-Klux” — wood engraving, Harper's Weekly, 1872, public domain (Library of Congress).</w:t>
+      </w:r>
+    </w:p>
+    <w:p>
+      <w:pPr>
+        <w:spacing w:before="160"/>
+      </w:pPr>
+      <w:r>
+        <w:rPr>
+          <w:b/>
+          <w:color w:val="1C1714"/>
+          <w:sz w:val="23"/>
+        </w:rPr>
+        <w:t>SOURCE · CONGRESSIONAL TESTIMONY · 1871  —  A witness under oath</w:t>
+      </w:r>
+    </w:p>
+    <w:p>
+      <w:pPr>
+        <w:ind w:left="432"/>
+      </w:pPr>
+      <w:r>
+        <w:rPr>
           <w:i/>
           <w:color w:val="1C1714"/>
           <w:sz w:val="22"/>
         </w:rPr>
-        <w:t>How organized terror was used as a political weapon to destroy Reconstruction from the shadows. 1866–1871.</w:t>
+        <w:t>“They said they were going to kill every … man that voted the Radical ticket. … They came to my house at night, armed and disguised …”</w:t>
+        <w:br/>
+        <w:t>— testimony before the Joint Select Committee on Klan violence, 1871. Public domain</w:t>
       </w:r>
     </w:p>
     <w:p>
-      <w:pPr>
-        <w:spacing w:after="80"/>
-      </w:pPr>
       <w:r>
         <w:rPr>
-          <w:color w:val="1C1714"/>
-          <w:sz w:val="23"/>
+          <w:color w:val="6A6256"/>
+          <w:sz w:val="17"/>
         </w:rPr>
-        <w:t>When people cannot win at the ballot box, some turn to fear. How does terror work as a political tool — and how do we study it honestly?</w:t>
+        <w:t>— testimony before the Joint Select Committee on Klan violence, 1871. Public domain.</w:t>
+      </w:r>
+    </w:p>
+    <w:p/>
+    <w:p>
+      <w:r>
+        <w:rPr>
+          <w:b/>
+          <w:color w:val="B1442F"/>
+          <w:sz w:val="26"/>
+        </w:rPr>
+        <w:t>YOUR WORK</w:t>
       </w:r>
     </w:p>
     <w:p>
@@ -123,44 +268,65 @@
       <w:r>
         <w:rPr>
           <w:b/>
-          <w:color w:val="B1442F"/>
-          <w:sz w:val="28"/>
+          <w:color w:val="FFFFFF"/>
+          <w:sz w:val="20"/>
+          <w:shd w:val="clear" w:fill="B1442F"/>
         </w:rPr>
-        <w:t>Terror With a Purpose</w:t>
+        <w:t xml:space="preserve">  QUESTION 1  </w:t>
+      </w:r>
+      <w:r>
+        <w:rPr>
+          <w:b/>
+          <w:color w:val="6A6256"/>
+          <w:sz w:val="18"/>
+        </w:rPr>
+        <w:t xml:space="preserve">   STEP 1 · THE PURPOSE</w:t>
       </w:r>
     </w:p>
     <w:p>
       <w:r>
         <w:rPr>
-          <w:b/>
-          <w:color w:val="6A6256"/>
-          <w:sz w:val="17"/>
+          <w:b w:val="0"/>
+          <w:color w:val="1C1714"/>
+          <w:sz w:val="23"/>
         </w:rPr>
-        <w:t>1866</w:t>
+        <w:t>Who were the Klan's main targets, and what was the political goal behind choosing them?</w:t>
       </w:r>
     </w:p>
     <w:p>
       <w:pPr>
-        <w:spacing w:after="80"/>
+        <w:spacing w:after="120"/>
       </w:pPr>
       <w:r>
         <w:rPr>
-          <w:color w:val="1C1714"/>
-          <w:sz w:val="23"/>
+          <w:color w:val="9A9286"/>
+          <w:sz w:val="22"/>
         </w:rPr>
-        <w:t>The Ku Klux Klan began in Tennessee in 1866 and spread across the South as the secret, violent arm of white Democrats determined to overthrow Reconstruction. It was not random cruelty — it had a clear political goal.</w:t>
+        <w:t>____________________________________________________________________________________________</w:t>
       </w:r>
     </w:p>
     <w:p>
       <w:pPr>
-        <w:spacing w:after="80"/>
+        <w:spacing w:after="120"/>
       </w:pPr>
       <w:r>
         <w:rPr>
-          <w:color w:val="1C1714"/>
-          <w:sz w:val="23"/>
+          <w:color w:val="9A9286"/>
+          <w:sz w:val="22"/>
         </w:rPr>
-        <w:t>The Klan's targets were deliberate: Black voters and officeholders, teachers, ministers, and the white Republicans who worked with them. Through night rides, threats, whippings, and murder, they aimed to drive Black citizens from politics and restore white Democratic rule.</w:t>
+        <w:t>____________________________________________________________________________________________</w:t>
+      </w:r>
+    </w:p>
+    <w:p>
+      <w:pPr>
+        <w:spacing w:after="120"/>
+      </w:pPr>
+      <w:r>
+        <w:rPr>
+          <w:color w:val="9A9286"/>
+          <w:sz w:val="22"/>
+        </w:rPr>
+        <w:t>____________________________________________________________________________________________</w:t>
       </w:r>
     </w:p>
     <w:p>
@@ -170,40 +336,77 @@
       <w:r>
         <w:rPr>
           <w:b/>
-          <w:color w:val="B1442F"/>
-          <w:sz w:val="28"/>
+          <w:color w:val="FFFFFF"/>
+          <w:sz w:val="20"/>
+          <w:shd w:val="clear" w:fill="B1442F"/>
         </w:rPr>
-        <w:t>Terror in the Night</w:t>
+        <w:t xml:space="preserve">  QUESTION 2  </w:t>
+      </w:r>
+      <w:r>
+        <w:rPr>
+          <w:b/>
+          <w:color w:val="6A6256"/>
+          <w:sz w:val="18"/>
+        </w:rPr>
+        <w:t xml:space="preserve">   STEP 2 · TERROR AND THE BALLOT</w:t>
       </w:r>
     </w:p>
     <w:p>
       <w:r>
         <w:rPr>
-          <w:b/>
-          <w:color w:val="6A6256"/>
-          <w:sz w:val="17"/>
+          <w:b w:val="0"/>
+          <w:color w:val="1C1714"/>
+          <w:sz w:val="23"/>
         </w:rPr>
-        <w:t>HARPER'S WEEKLY, 1872</w:t>
+        <w:t>How did Klan violence help white Democrats (“Redeemers”) win elections?</w:t>
       </w:r>
     </w:p>
     <w:p>
+      <w:pPr>
+        <w:spacing w:after="40"/>
+        <w:ind w:left="432"/>
+      </w:pPr>
       <w:r>
         <w:rPr>
-          <w:i/>
-          <w:color w:val="1C1714"/>
           <w:sz w:val="22"/>
         </w:rPr>
-        <w:t>Northern magazines published images of Klan violence to expose it. The hoods and night raids were meant to spread fear — and to let the attackers escape justice.</w:t>
+        <w:t>☐  A.  by registering more voters</w:t>
       </w:r>
     </w:p>
     <w:p>
+      <w:pPr>
+        <w:spacing w:after="40"/>
+        <w:ind w:left="432"/>
+      </w:pPr>
       <w:r>
         <w:rPr>
-          <w:i/>
-          <w:color w:val="6A6256"/>
-          <w:sz w:val="17"/>
+          <w:sz w:val="22"/>
         </w:rPr>
-        <w:t>“Visit of the Ku-Klux” — wood engraving, Harper's Weekly, 1872, public domain (Library of Congress).</w:t>
+        <w:t>☐  B.  by giving speeches</w:t>
+      </w:r>
+    </w:p>
+    <w:p>
+      <w:pPr>
+        <w:spacing w:after="40"/>
+        <w:ind w:left="432"/>
+      </w:pPr>
+      <w:r>
+        <w:rPr>
+          <w:sz w:val="22"/>
+        </w:rPr>
+        <w:t>☐  C.  by terrifying Black voters into staying home, shrinking the Republican vote</w:t>
+      </w:r>
+    </w:p>
+    <w:p>
+      <w:pPr>
+        <w:spacing w:after="40"/>
+        <w:ind w:left="432"/>
+      </w:pPr>
+      <w:r>
+        <w:rPr>
+          <w:sz w:val="22"/>
+        </w:rPr>
+        <w:t>☐  D.  by donating to campaigns</w:t>
       </w:r>
     </w:p>
     <w:p>
@@ -213,54 +416,77 @@
       <w:r>
         <w:rPr>
           <w:b/>
-          <w:color w:val="B1442F"/>
-          <w:sz w:val="28"/>
+          <w:color w:val="FFFFFF"/>
+          <w:sz w:val="20"/>
+          <w:shd w:val="clear" w:fill="B1442F"/>
         </w:rPr>
-        <w:t>Stealing an Election by Fear</w:t>
+        <w:t xml:space="preserve">  QUESTION 3  </w:t>
+      </w:r>
+      <w:r>
+        <w:rPr>
+          <w:b/>
+          <w:color w:val="6A6256"/>
+          <w:sz w:val="18"/>
+        </w:rPr>
+        <w:t xml:space="preserve">   STEP 3 · SOURCING</w:t>
       </w:r>
     </w:p>
     <w:p>
       <w:r>
         <w:rPr>
-          <w:b/>
-          <w:color w:val="6A6256"/>
-          <w:sz w:val="17"/>
+          <w:b w:val="0"/>
+          <w:color w:val="1C1714"/>
+          <w:sz w:val="23"/>
         </w:rPr>
-        <w:t>THE GOAL: THE VOTE</w:t>
+        <w:t>Compare two kinds of sources: sworn testimony from victims, and the Klan's own denials. Which would you trust more to understand what the Klan did, and why? What does the Harper's image add?</w:t>
       </w:r>
     </w:p>
     <w:p>
       <w:pPr>
-        <w:spacing w:after="80"/>
+        <w:spacing w:after="120"/>
       </w:pPr>
       <w:r>
         <w:rPr>
-          <w:color w:val="1C1714"/>
-          <w:sz w:val="23"/>
+          <w:color w:val="9A9286"/>
+          <w:sz w:val="22"/>
         </w:rPr>
-        <w:t>The Klan's deepest aim was to suppress the Black vote. If Black men were too terrified to go to the polls, white Democrats — the “Redeemers” — could win elections and seize back control of state governments.</w:t>
+        <w:t>____________________________________________________________________________________________</w:t>
       </w:r>
     </w:p>
     <w:p>
       <w:pPr>
-        <w:spacing w:after="80"/>
+        <w:spacing w:after="120"/>
       </w:pPr>
       <w:r>
         <w:rPr>
-          <w:color w:val="1C1714"/>
-          <w:sz w:val="23"/>
+          <w:color w:val="9A9286"/>
+          <w:sz w:val="22"/>
         </w:rPr>
-        <w:t>It often worked. In county after county, Klan terror in the weeks before an election kept Black voters home and swung results to the Democrats.</w:t>
+        <w:t>____________________________________________________________________________________________</w:t>
       </w:r>
     </w:p>
     <w:p>
+      <w:pPr>
+        <w:spacing w:after="120"/>
+      </w:pPr>
       <w:r>
         <w:rPr>
-          <w:i/>
-          <w:color w:val="6A6256"/>
-          <w:sz w:val="17"/>
+          <w:color w:val="9A9286"/>
+          <w:sz w:val="22"/>
         </w:rPr>
-        <w:t>Redemption, 1869–77 — map, © ShadowDog Digital Studios (SDS Digital Collection).</w:t>
+        <w:t>____________________________________________________________________________________________</w:t>
+      </w:r>
+    </w:p>
+    <w:p>
+      <w:pPr>
+        <w:spacing w:after="120"/>
+      </w:pPr>
+      <w:r>
+        <w:rPr>
+          <w:color w:val="9A9286"/>
+          <w:sz w:val="22"/>
+        </w:rPr>
+        <w:t>____________________________________________________________________________________________</w:t>
       </w:r>
     </w:p>
     <w:p>
@@ -270,114 +496,91 @@
       <w:r>
         <w:rPr>
           <w:b/>
-          <w:color w:val="B1442F"/>
-          <w:sz w:val="28"/>
+          <w:color w:val="FFFFFF"/>
+          <w:sz w:val="20"/>
+          <w:shd w:val="clear" w:fill="B1442F"/>
         </w:rPr>
-        <w:t>Reading the Evidence Carefully</w:t>
+        <w:t xml:space="preserve">  QUESTION 4  </w:t>
+      </w:r>
+      <w:r>
+        <w:rPr>
+          <w:b/>
+          <w:color w:val="6A6256"/>
+          <w:sz w:val="18"/>
+        </w:rPr>
+        <w:t xml:space="preserve">   STEP 4 · WHY IT MATTERS</w:t>
       </w:r>
     </w:p>
     <w:p>
       <w:r>
         <w:rPr>
-          <w:b/>
-          <w:color w:val="6A6256"/>
-          <w:sz w:val="17"/>
+          <w:b w:val="0"/>
+          <w:color w:val="1C1714"/>
+          <w:sz w:val="23"/>
         </w:rPr>
-        <w:t>HOW WE KNOW</w:t>
+        <w:t>In three or four sentences, explain how the Klan's campaign of terror was an attack not just on individuals but on democracy itself.</w:t>
       </w:r>
     </w:p>
     <w:p>
       <w:pPr>
-        <w:spacing w:after="80"/>
+        <w:spacing w:after="120"/>
       </w:pPr>
       <w:r>
         <w:rPr>
-          <w:color w:val="1C1714"/>
-          <w:sz w:val="23"/>
+          <w:color w:val="9A9286"/>
+          <w:sz w:val="22"/>
         </w:rPr>
-        <w:t>How do historians study a secret terrorist group? One key source is the congressional testimony of victims and witnesses, gathered in 1871 — hundreds of pages of sworn accounts of what the Klan did.</w:t>
+        <w:t>____________________________________________________________________________________________</w:t>
       </w:r>
     </w:p>
     <w:p>
       <w:pPr>
-        <w:spacing w:after="80"/>
+        <w:spacing w:after="120"/>
       </w:pPr>
       <w:r>
         <w:rPr>
-          <w:color w:val="1C1714"/>
-          <w:sz w:val="23"/>
+          <w:color w:val="9A9286"/>
+          <w:sz w:val="22"/>
         </w:rPr>
-        <w:t>Studying this history means sourcing carefully: weighing the testimony of victims, the denials of attackers, and the images made by Northern journalists. Each source has a point of view — and the truth comes from reading them together.</w:t>
-      </w:r>
-    </w:p>
-    <w:p>
-      <w:r>
-        <w:rPr>
-          <w:b/>
-          <w:color w:val="6A6256"/>
-          <w:sz w:val="17"/>
-        </w:rPr>
-        <w:t>A FREEDMAN'S TESTIMONY TO CONGRESS · 1871</w:t>
+        <w:t>____________________________________________________________________________________________</w:t>
       </w:r>
     </w:p>
     <w:p>
       <w:pPr>
-        <w:spacing w:after="80"/>
+        <w:spacing w:after="120"/>
       </w:pPr>
       <w:r>
         <w:rPr>
-          <w:color w:val="1C1714"/>
-          <w:sz w:val="23"/>
+          <w:color w:val="9A9286"/>
+          <w:sz w:val="22"/>
         </w:rPr>
-        <w:t>They said they were going to kill every … [Black] man that voted the Radical [Republican] ticket.</w:t>
+        <w:t>____________________________________________________________________________________________</w:t>
       </w:r>
     </w:p>
     <w:p>
       <w:pPr>
-        <w:spacing w:after="80"/>
+        <w:spacing w:after="120"/>
       </w:pPr>
       <w:r>
         <w:rPr>
-          <w:color w:val="1C1714"/>
-          <w:sz w:val="23"/>
+          <w:color w:val="9A9286"/>
+          <w:sz w:val="22"/>
         </w:rPr>
-        <w:t>— CONGRESSIONAL TESTIMONY ON KLAN VIOLENCE</w:t>
+        <w:t>____________________________________________________________________________________________</w:t>
       </w:r>
     </w:p>
     <w:p>
       <w:pPr>
-        <w:spacing w:before="200"/>
+        <w:spacing w:after="120"/>
       </w:pPr>
       <w:r>
         <w:rPr>
-          <w:b/>
-          <w:color w:val="B1442F"/>
-          <w:sz w:val="28"/>
+          <w:color w:val="9A9286"/>
+          <w:sz w:val="22"/>
         </w:rPr>
-        <w:t>Weigh the Sources</w:t>
+        <w:t>____________________________________________________________________________________________</w:t>
       </w:r>
     </w:p>
-    <w:p>
-      <w:r>
-        <w:rPr>
-          <w:b/>
-          <w:color w:val="6A6256"/>
-          <w:sz w:val="17"/>
-        </w:rPr>
-        <w:t>YOUR TURN</w:t>
-      </w:r>
-    </w:p>
-    <w:p>
-      <w:r>
-        <w:rPr>
-          <w:i/>
-          <w:color w:val="1C1714"/>
-          <w:sz w:val="22"/>
-        </w:rPr>
-        <w:t>You'll examine different sources about the Klan and practice sourcing and point of view — figuring out what the terror was for, and how we can know.</w:t>
-      </w:r>
-    </w:p>
-    <w:p/>
     <w:p>
       <w:pPr>
         <w:jc w:val="center"/>
@@ -390,9 +593,160 @@
         <w:t>Promise &amp; Practice · ShadowDog Digital Studios · Unit 2</w:t>
       </w:r>
     </w:p>
+    <w:p>
+      <w:r>
+        <w:br w:type="page"/>
+      </w:r>
+    </w:p>
+    <w:tbl>
+      <w:tblPr>
+        <w:tblW w:type="auto" w:w="0"/>
+        <w:tblLayout w:type="autofit"/>
+        <w:tblLook w:firstColumn="1" w:firstRow="1" w:lastColumn="0" w:lastRow="0" w:noHBand="0" w:noVBand="1" w:val="04A0"/>
+      </w:tblPr>
+      <w:tblGrid>
+        <w:gridCol w:w="10224"/>
+      </w:tblGrid>
+      <w:tr>
+        <w:tc>
+          <w:tcPr>
+            <w:tcW w:type="dxa" w:w="10224"/>
+            <w:shd w:val="clear" w:fill="2c2219"/>
+          </w:tcPr>
+          <w:p>
+            <w:r>
+              <w:rPr>
+                <w:b/>
+                <w:color w:val="F0A184"/>
+                <w:sz w:val="28"/>
+              </w:rPr>
+              <w:t>TEACHER ANSWER KEY  —  The Ku Klux Klan — A House Divided</w:t>
+            </w:r>
+          </w:p>
+        </w:tc>
+      </w:tr>
+    </w:tbl>
+    <w:p/>
+    <w:p>
+      <w:r>
+        <w:rPr>
+          <w:b/>
+          <w:color w:val="B1442F"/>
+          <w:sz w:val="22"/>
+        </w:rPr>
+        <w:t xml:space="preserve">QUESTION 1:  </w:t>
+      </w:r>
+      <w:r>
+        <w:rPr>
+          <w:sz w:val="22"/>
+        </w:rPr>
+        <w:t>Open response.</w:t>
+      </w:r>
+    </w:p>
+    <w:p>
+      <w:pPr>
+        <w:ind w:left="432"/>
+      </w:pPr>
+      <w:r>
+        <w:rPr>
+          <w:i/>
+          <w:color w:val="6A6256"/>
+          <w:sz w:val="21"/>
+        </w:rPr>
+        <w:t>Look for a response along the lines of: “The Klan targeted…, in order to…”</w:t>
+      </w:r>
+    </w:p>
+    <w:p>
+      <w:r>
+        <w:rPr>
+          <w:b/>
+          <w:color w:val="B1442F"/>
+          <w:sz w:val="22"/>
+        </w:rPr>
+        <w:t xml:space="preserve">QUESTION 2:  </w:t>
+      </w:r>
+      <w:r>
+        <w:rPr>
+          <w:b/>
+          <w:sz w:val="22"/>
+        </w:rPr>
+        <w:t>Correct — C. by terrifying Black voters into staying home, shrinking the Republican vote</w:t>
+      </w:r>
+    </w:p>
+    <w:p>
+      <w:pPr>
+        <w:ind w:left="432"/>
+      </w:pPr>
+      <w:r>
+        <w:rPr>
+          <w:i/>
+          <w:color w:val="6A6256"/>
+          <w:sz w:val="21"/>
+        </w:rPr>
+        <w:t>Right. By terrorizing Black voters into staying home, the Klan shrank the Republican vote — letting Democrats win and ‘redeem’ state governments for white rule.</w:t>
+      </w:r>
+    </w:p>
+    <w:p>
+      <w:r>
+        <w:rPr>
+          <w:b/>
+          <w:color w:val="B1442F"/>
+          <w:sz w:val="22"/>
+        </w:rPr>
+        <w:t xml:space="preserve">QUESTION 3:  </w:t>
+      </w:r>
+      <w:r>
+        <w:rPr>
+          <w:sz w:val="22"/>
+        </w:rPr>
+        <w:t>Open response.</w:t>
+      </w:r>
+    </w:p>
+    <w:p>
+      <w:pPr>
+        <w:ind w:left="432"/>
+      </w:pPr>
+      <w:r>
+        <w:rPr>
+          <w:i/>
+          <w:color w:val="6A6256"/>
+          <w:sz w:val="21"/>
+        </w:rPr>
+        <w:t>Look for a response along the lines of: “I would trust ___ more because…. The image adds…”</w:t>
+      </w:r>
+    </w:p>
+    <w:p>
+      <w:r>
+        <w:rPr>
+          <w:b/>
+          <w:color w:val="B1442F"/>
+          <w:sz w:val="22"/>
+        </w:rPr>
+        <w:t xml:space="preserve">QUESTION 4:  </w:t>
+      </w:r>
+      <w:r>
+        <w:rPr>
+          <w:sz w:val="22"/>
+        </w:rPr>
+        <w:t>Open response.</w:t>
+      </w:r>
+    </w:p>
+    <w:p>
+      <w:pPr>
+        <w:ind w:left="432"/>
+      </w:pPr>
+      <w:r>
+        <w:rPr>
+          <w:i/>
+          <w:color w:val="6A6256"/>
+          <w:sz w:val="21"/>
+        </w:rPr>
+        <w:t>Look for a response along the lines of: “The Klan attacked democracy because…”</w:t>
+      </w:r>
+    </w:p>
     <w:sectPr>
       <w:pgSz w:w="12240" w:h="15840"/>
-      <w:pgMar w:top="1152" w:right="1152" w:bottom="1152" w:left="1152" w:header="720" w:footer="720" w:gutter="0"/>
+      <w:pgMar w:top="1008" w:right="1008" w:bottom="1008" w:left="1008" w:header="720" w:footer="720" w:gutter="0"/>
       <w:cols w:space="720"/>
       <w:docGrid w:linePitch="360"/>
     </w:sectPr>
